--- a/course_development/domains/active_inference_organizations/03_strategic_modeling/01_systems/output/study-guides/01_systems-practice_quiz.docx
+++ b/course_development/domains/active_inference_organizations/03_strategic_modeling/01_systems/output/study-guides/01_systems-practice_quiz.docx
@@ -4,7 +4,12 @@
   <w:body>
     <w:p>
       <w:r>
-        <w:t>Practice Quiz: Systems</w:t>
+        <w:t>Practice Quiz: Strategic Modeling — Module 01: Systems</w:t>
+      </w:r>
+    </w:p>
+    <w:p>
+      <w:r>
+        <w:t>Name : _ _ _  Date : _ _ _</w:t>
       </w:r>
     </w:p>
     <w:p>
@@ -14,98 +19,57 @@
     </w:p>
     <w:p>
       <w:r>
-        <w:t>What is the primary role of Systems in Active Inference?</w:t>
-        <w:br/>
-        <w:t>A) To maximize reward</w:t>
-        <w:br/>
-        <w:t>B) To minimize variational free energy</w:t>
-        <w:br/>
-        <w:t>C) To increase entropy</w:t>
-        <w:br/>
-        <w:t>D) To eliminate the Markov Blanket</w:t>
+        <w:t>Under Active Inference, the strategic "system" is: A) The organization alone B) The firm-environment coupled system — the organization and its competitive landscape C) The industry D) The market</w:t>
       </w:r>
     </w:p>
     <w:p>
       <w:r>
-        <w:t>In Organizations, Systems is best described as:</w:t>
-        <w:br/>
-        <w:t>A) A static property</w:t>
-        <w:br/>
-        <w:t>B) A dynamic process</w:t>
-        <w:br/>
-        <w:t>C) An external state</w:t>
-        <w:br/>
-        <w:t>D) A random variable</w:t>
+        <w:t>Porter's "threat of new entrants" translates to: A) Hiring challenges B) The strength of the firm's competitive boundary (Markov blanket) C) Immigration policy D) New product development</w:t>
       </w:r>
     </w:p>
     <w:p>
       <w:r>
-        <w:t>Which mathematical quantity is most central to Systems?</w:t>
-        <w:br/>
-        <w:t>A) The Lagrangian</w:t>
-        <w:br/>
-        <w:t>B) The expected free energy</w:t>
-        <w:br/>
-        <w:t>C) The surprisal</w:t>
-        <w:br/>
-        <w:t>D) The precision</w:t>
+        <w:t>Network effects create competitive advantage because: A) More internet connections B) Each new user increases the value for all existing users, creating a self-reinforcing system C) Networks are inexpensive D) They reduce competition</w:t>
       </w:r>
     </w:p>
     <w:p>
       <w:r>
-        <w:t>How does Systems relate to the concept of the Generative Model?</w:t>
-        <w:br/>
-        <w:t>A) It is separate from the model</w:t>
-        <w:br/>
-        <w:t>B) It is a component of the model</w:t>
-        <w:br/>
-        <w:t>C) It destroys the model</w:t>
-        <w:br/>
-        <w:t>D) It is only relevant for the environment</w:t>
+        <w:t>Apple's App Store functions as: A) Just a revenue source B) A boundary management mechanism that regulates what enters and exits the ecosystem C) A simple website D) A marketing tool</w:t>
       </w:r>
     </w:p>
     <w:p>
       <w:r>
-        <w:t>A failure in Systems would likely result in:</w:t>
-        <w:br/>
-        <w:t>A) Perfect prediction</w:t>
-        <w:br/>
-        <w:t>B) Generalized surprise</w:t>
-        <w:br/>
-        <w:t>C) Immediate death of the agent</w:t>
-        <w:br/>
-        <w:t>D) Zero entropy</w:t>
+        <w:t>Markets function as "distributed inference environments" because: A) All firms share information B) Multiple firms simultaneously run their own generative models, and market interaction produces emergent outcomes C) Markets are predictable D) Competition is central planning</w:t>
       </w:r>
     </w:p>
     <w:p>
       <w:r>
-        <w:t>Which scale is most relevant for analyzing Systems in this course?</w:t>
-        <w:br/>
-        <w:t>A) Quantum</w:t>
-        <w:br/>
-        <w:t>B) Neural</w:t>
-        <w:br/>
-        <w:t>C) Social</w:t>
-        <w:br/>
-        <w:t>D) All of the above</w:t>
+        <w:t>An industry is a "system" when: A) Firms act independently B) Firms' actions and outcomes are interdependent — each firm's behavior affects others C) The government regulates it D) It has an industry association</w:t>
       </w:r>
     </w:p>
     <w:p>
       <w:r>
-        <w:t>Systems connects directly to which other component?</w:t>
-        <w:br/>
-        <w:t>A) The step before it</w:t>
-        <w:br/>
-        <w:t>B) The step after it</w:t>
-        <w:br/>
-        <w:t>C) Both A and B</w:t>
-        <w:br/>
-        <w:t>D) None of the above</w:t>
+        <w:t>The competitive ecosystem's Markov blanket determines: A) Physical boundaries B) What information, resources, and agents flow between the firm and its environment C) Legal jurisdiction D) Market capitalization</w:t>
       </w:r>
     </w:p>
     <w:p>
       <w:r>
-        <w:t>Part B: Short Answer</w:t>
+        <w:t>Part B: Short Analysis</w:t>
+      </w:r>
+    </w:p>
+    <w:p>
+      <w:r>
+        <w:t>A streaming video startup enters a market dominated by Netflix, Disney+, and Amazon Prime. Using Porter's Five Forces, analyze the competitive pressures facing the startup. Which forces are most threatening?</w:t>
+      </w:r>
+    </w:p>
+    <w:p>
+      <w:r>
+        <w:t>A platform company (like Uber or Airbnb) creates value primarily through network effects. Using the Active Inference framework, explain why platform businesses tend toward winner-take-most outcomes and what a smaller competitor could do.</w:t>
+      </w:r>
+    </w:p>
+    <w:p>
+      <w:r>
+        <w:t>Your industry is undergoing consolidation — three major competitors are merging into one. Analyze how this changes the competitive ecosystem's structure using the system dynamics concepts from this module.</w:t>
       </w:r>
     </w:p>
     <w:sectPr>
